--- a/vi/files/data/results_packs/Results_Pack_Q5.docx
+++ b/vi/files/data/results_packs/Results_Pack_Q5.docx
@@ -25,7 +25,7 @@
           <w:szCs w:val="36"/>
           <w:color w:val="0D7377"/>
         </w:rPr>
-        <w:t xml:space="preserve">Results pack Q5 - Fluid balance and ICU length of stay in survivors</w:t>
+        <w:t xml:space="preserve">Results pack Q5: Fluid balance and ICU length of stay in survivors</w:t>
       </w:r>
     </w:p>
     <w:p>
@@ -90,7 +90,7 @@
           <w:szCs w:val="21"/>
           <w:color w:val="000000"/>
         </w:rPr>
-        <w:t xml:space="preserve">SIMULATED DATA - NOT REAL PATIENTS.</w:t>
+        <w:t xml:space="preserve">SIMULATED DATA: NOT REAL PATIENTS.</w:t>
       </w:r>
       <w:r>
         <w:rPr>
@@ -300,7 +300,7 @@
           <w:szCs w:val="21"/>
           <w:color w:val="000000"/>
         </w:rPr>
-        <w:t xml:space="preserve">•  Outcome: ICU length of stay in days (icu_los_days) - right-skewed.</w:t>
+        <w:t xml:space="preserve">•  Outcome: ICU length of stay in days (icu_los_days), right-skewed.</w:t>
       </w:r>
     </w:p>
     <w:p>
@@ -405,7 +405,7 @@
           <w:szCs w:val="28"/>
           <w:color w:val="0B376C"/>
         </w:rPr>
-        <w:t xml:space="preserve">3. Table 1 - who was studied</w:t>
+        <w:t xml:space="preserve">3. Table 1: who was studied</w:t>
       </w:r>
     </w:p>
     <w:p>
@@ -9466,7 +9466,7 @@
           <w:szCs w:val="21"/>
           <w:color w:val="000000"/>
         </w:rPr>
-        <w:t xml:space="preserve">•  Item 6: participants - why survivors only</w:t>
+        <w:t xml:space="preserve">•  Item 6: participants (why survivors only)</w:t>
       </w:r>
     </w:p>
     <w:p>
@@ -9570,7 +9570,7 @@
           <w:szCs w:val="21"/>
           <w:color w:val="000000"/>
         </w:rPr>
-        <w:t xml:space="preserve">•  Item 19: limitations - survivor selection</w:t>
+        <w:t xml:space="preserve">•  Item 19: limitations (survivor selection)</w:t>
       </w:r>
     </w:p>
     <w:sectPr>
